--- a/public/documents/templates/cas/application-letter-template.docx
+++ b/public/documents/templates/cas/application-letter-template.docx
@@ -198,7 +198,6 @@
       <w:r>
         <w:rPr>
           <w:rFonts w:ascii="Arial" w:hAnsi="Arial" w:cs="Arial"/>
-          <w:color w:val="FF0000"/>
           <w:sz w:val="24"/>
         </w:rPr>
         <w:t xml:space="preserve">${college_name} </w:t>
